--- a/Science Books/QED Course/Lesson 63 Electron Self-Energy.docx
+++ b/Science Books/QED Course/Lesson 63 Electron Self-Energy.docx
@@ -359,6 +359,59 @@
     </w:p>
     <w:p>
       <w:pPr>
+        <w:spacing w:before="160" w:after="160"/>
+        <w:jc w:val="center"/>
+      </w:pPr>
+      <w:r>
+        <w:rPr>
+          <w:rFonts w:ascii="Consolas" w:hAnsi="Consolas" w:cs="Consolas" w:eastAsia="Consolas"/>
+          <w:sz w:val="20"/>
+        </w:rPr>
+        <w:t>e^{-}(p) ----*~~~~~~~~~~~~~~~*</w:t>
+      </w:r>
+      <w:r>
+        <w:rPr>
+          <w:rFonts w:ascii="Consolas" w:hAnsi="Consolas" w:cs="Consolas" w:eastAsia="Consolas"/>
+          <w:sz w:val="20"/>
+        </w:rPr>
+        <w:br/>
+        <w:t xml:space="preserve">              \             /</w:t>
+      </w:r>
+      <w:r>
+        <w:rPr>
+          <w:rFonts w:ascii="Consolas" w:hAnsi="Consolas" w:cs="Consolas" w:eastAsia="Consolas"/>
+          <w:sz w:val="20"/>
+        </w:rPr>
+        <w:br/>
+        <w:t xml:space="preserve">               \           /</w:t>
+      </w:r>
+      <w:r>
+        <w:rPr>
+          <w:rFonts w:ascii="Consolas" w:hAnsi="Consolas" w:cs="Consolas" w:eastAsia="Consolas"/>
+          <w:sz w:val="20"/>
+        </w:rPr>
+        <w:br/>
+        <w:t xml:space="preserve">                \         /</w:t>
+      </w:r>
+      <w:r>
+        <w:rPr>
+          <w:rFonts w:ascii="Consolas" w:hAnsi="Consolas" w:cs="Consolas" w:eastAsia="Consolas"/>
+          <w:sz w:val="20"/>
+        </w:rPr>
+        <w:br/>
+        <w:t xml:space="preserve">                 ---------     virtual photon k</w:t>
+      </w:r>
+      <w:r>
+        <w:rPr>
+          <w:rFonts w:ascii="Consolas" w:hAnsi="Consolas" w:cs="Consolas" w:eastAsia="Consolas"/>
+          <w:sz w:val="20"/>
+        </w:rPr>
+        <w:br/>
+        <w:t xml:space="preserve">               electron p−k</w:t>
+      </w:r>
+    </w:p>
+    <w:p>
+      <w:pPr>
         <w:pStyle w:val="Heading2"/>
       </w:pPr>
       <w:r>
@@ -430,8 +483,208 @@
       <m:oMathPara>
         <m:oMath>
           <m:r>
-            <m:t xml:space="preserve">− i Σ(p) = ∫ d⁴k/(2π)⁴ (ieγ^μ) , i(p̸−k̸+m)/((p−k)²−m²+iε) , (ieγ^ν) , (−i g_(μν)/(k²+iε))</m:t>
+            <m:t xml:space="preserve">−</m:t>
           </m:r>
+          <m:r>
+            <m:t xml:space="preserve">i</m:t>
+          </m:r>
+          <m:r>
+            <m:t xml:space="preserve">Σ</m:t>
+          </m:r>
+          <m:r>
+            <m:t xml:space="preserve">p</m:t>
+          </m:r>
+          <m:r>
+            <m:t xml:space="preserve">=</m:t>
+          </m:r>
+          <m:r>
+            <m:t xml:space="preserve">∫</m:t>
+          </m:r>
+          <m:sSup>
+            <m:e>
+              <m:r>
+                <m:t xml:space="preserve">d</m:t>
+              </m:r>
+            </m:e>
+            <m:sup>
+              <m:r>
+                <m:t xml:space="preserve">4</m:t>
+              </m:r>
+            </m:sup>
+          </m:sSup>
+          <m:f>
+            <m:num>
+              <m:r>
+                <m:t xml:space="preserve">k</m:t>
+              </m:r>
+            </m:num>
+            <m:den>
+              <m:sSup>
+                <m:e>
+                  <m:r>
+                    <m:t xml:space="preserve">2π</m:t>
+                  </m:r>
+                </m:e>
+                <m:sup>
+                  <m:r>
+                    <m:t xml:space="preserve">4</m:t>
+                  </m:r>
+                </m:sup>
+              </m:sSup>
+            </m:den>
+          </m:f>
+          <m:sSup>
+            <m:e>
+              <m:r>
+                <m:t xml:space="preserve">ieγ</m:t>
+              </m:r>
+            </m:e>
+            <m:sup>
+              <m:r>
+                <m:t xml:space="preserve">μ</m:t>
+              </m:r>
+            </m:sup>
+          </m:sSup>
+          <m:r>
+            <m:t xml:space="preserve">,</m:t>
+          </m:r>
+          <m:r>
+            <m:t xml:space="preserve">i</m:t>
+          </m:r>
+          <m:f>
+            <m:num>
+              <m:acc>
+                <m:accPr>
+                  <m:chr m:val="/"/>
+                </m:accPr>
+                <m:e>
+                  <m:r>
+                    <m:t xml:space="preserve">p</m:t>
+                  </m:r>
+                </m:e>
+              </m:acc>
+              <m:r>
+                <m:t xml:space="preserve">−</m:t>
+              </m:r>
+              <m:acc>
+                <m:accPr>
+                  <m:chr m:val="/"/>
+                </m:accPr>
+                <m:e>
+                  <m:r>
+                    <m:t xml:space="preserve">k</m:t>
+                  </m:r>
+                </m:e>
+              </m:acc>
+              <m:r>
+                <m:t xml:space="preserve">+</m:t>
+              </m:r>
+              <m:r>
+                <m:t xml:space="preserve">m</m:t>
+              </m:r>
+            </m:num>
+            <m:den>
+              <m:sSup>
+                <m:e>
+                  <m:r>
+                    <m:t xml:space="preserve">p</m:t>
+                  </m:r>
+                  <m:r>
+                    <m:t xml:space="preserve">−</m:t>
+                  </m:r>
+                  <m:r>
+                    <m:t xml:space="preserve">k</m:t>
+                  </m:r>
+                </m:e>
+                <m:sup>
+                  <m:r>
+                    <m:t xml:space="preserve">2</m:t>
+                  </m:r>
+                </m:sup>
+              </m:sSup>
+              <m:r>
+                <m:t xml:space="preserve">−</m:t>
+              </m:r>
+              <m:sSup>
+                <m:e>
+                  <m:r>
+                    <m:t xml:space="preserve">m</m:t>
+                  </m:r>
+                </m:e>
+                <m:sup>
+                  <m:r>
+                    <m:t xml:space="preserve">2</m:t>
+                  </m:r>
+                </m:sup>
+              </m:sSup>
+              <m:r>
+                <m:t xml:space="preserve">+</m:t>
+              </m:r>
+              <m:r>
+                <m:t xml:space="preserve">iε</m:t>
+              </m:r>
+            </m:den>
+          </m:f>
+          <m:r>
+            <m:t xml:space="preserve">,</m:t>
+          </m:r>
+          <m:sSup>
+            <m:e>
+              <m:r>
+                <m:t xml:space="preserve">ieγ</m:t>
+              </m:r>
+            </m:e>
+            <m:sup>
+              <m:r>
+                <m:t xml:space="preserve">ν</m:t>
+              </m:r>
+            </m:sup>
+          </m:sSup>
+          <m:r>
+            <m:t xml:space="preserve">,</m:t>
+          </m:r>
+          <m:r>
+            <m:t xml:space="preserve">−</m:t>
+          </m:r>
+          <m:r>
+            <m:t xml:space="preserve">i</m:t>
+          </m:r>
+          <m:f>
+            <m:num>
+              <m:sSub>
+                <m:e>
+                  <m:r>
+                    <m:t xml:space="preserve">g</m:t>
+                  </m:r>
+                </m:e>
+                <m:sub>
+                  <m:r>
+                    <m:t xml:space="preserve">μν</m:t>
+                  </m:r>
+                </m:sub>
+              </m:sSub>
+            </m:num>
+            <m:den>
+              <m:sSup>
+                <m:e>
+                  <m:r>
+                    <m:t xml:space="preserve">k</m:t>
+                  </m:r>
+                </m:e>
+                <m:sup>
+                  <m:r>
+                    <m:t xml:space="preserve">2</m:t>
+                  </m:r>
+                </m:sup>
+              </m:sSup>
+              <m:r>
+                <m:t xml:space="preserve">+</m:t>
+              </m:r>
+              <m:r>
+                <m:t xml:space="preserve">iε</m:t>
+              </m:r>
+            </m:den>
+          </m:f>
         </m:oMath>
       </m:oMathPara>
     </w:p>
@@ -461,8 +714,196 @@
       <m:oMathPara>
         <m:oMath>
           <m:r>
-            <m:t xml:space="preserve">− i Σ(p) = − e² ∫ d⁴k/(2π)⁴ , γ^μ(p̸−k̸+m)γ^ν g_(μν) / [((p−k)²−m²)(k²)]</m:t>
+            <m:t xml:space="preserve">−</m:t>
           </m:r>
+          <m:r>
+            <m:t xml:space="preserve">i</m:t>
+          </m:r>
+          <m:r>
+            <m:t xml:space="preserve">Σ</m:t>
+          </m:r>
+          <m:r>
+            <m:t xml:space="preserve">p</m:t>
+          </m:r>
+          <m:r>
+            <m:t xml:space="preserve">=</m:t>
+          </m:r>
+          <m:r>
+            <m:t xml:space="preserve">−</m:t>
+          </m:r>
+          <m:sSup>
+            <m:e>
+              <m:r>
+                <m:t xml:space="preserve">e</m:t>
+              </m:r>
+            </m:e>
+            <m:sup>
+              <m:r>
+                <m:t xml:space="preserve">2</m:t>
+              </m:r>
+            </m:sup>
+          </m:sSup>
+          <m:r>
+            <m:t xml:space="preserve">∫</m:t>
+          </m:r>
+          <m:sSup>
+            <m:e>
+              <m:r>
+                <m:t xml:space="preserve">d</m:t>
+              </m:r>
+            </m:e>
+            <m:sup>
+              <m:r>
+                <m:t xml:space="preserve">4</m:t>
+              </m:r>
+            </m:sup>
+          </m:sSup>
+          <m:f>
+            <m:num>
+              <m:r>
+                <m:t xml:space="preserve">k</m:t>
+              </m:r>
+            </m:num>
+            <m:den>
+              <m:sSup>
+                <m:e>
+                  <m:r>
+                    <m:t xml:space="preserve">2π</m:t>
+                  </m:r>
+                </m:e>
+                <m:sup>
+                  <m:r>
+                    <m:t xml:space="preserve">4</m:t>
+                  </m:r>
+                </m:sup>
+              </m:sSup>
+            </m:den>
+          </m:f>
+          <m:r>
+            <m:t xml:space="preserve">,</m:t>
+          </m:r>
+          <m:sSup>
+            <m:e>
+              <m:r>
+                <m:t xml:space="preserve">γ</m:t>
+              </m:r>
+            </m:e>
+            <m:sup>
+              <m:r>
+                <m:t xml:space="preserve">μ</m:t>
+              </m:r>
+            </m:sup>
+          </m:sSup>
+          <m:acc>
+            <m:accPr>
+              <m:chr m:val="/"/>
+            </m:accPr>
+            <m:e>
+              <m:r>
+                <m:t xml:space="preserve">p</m:t>
+              </m:r>
+            </m:e>
+          </m:acc>
+          <m:r>
+            <m:t xml:space="preserve">−</m:t>
+          </m:r>
+          <m:acc>
+            <m:accPr>
+              <m:chr m:val="/"/>
+            </m:accPr>
+            <m:e>
+              <m:r>
+                <m:t xml:space="preserve">k</m:t>
+              </m:r>
+            </m:e>
+          </m:acc>
+          <m:r>
+            <m:t xml:space="preserve">+</m:t>
+          </m:r>
+          <m:r>
+            <m:t xml:space="preserve">m</m:t>
+          </m:r>
+          <m:sSup>
+            <m:e>
+              <m:r>
+                <m:t xml:space="preserve">γ</m:t>
+              </m:r>
+            </m:e>
+            <m:sup>
+              <m:r>
+                <m:t xml:space="preserve">ν</m:t>
+              </m:r>
+            </m:sup>
+          </m:sSup>
+          <m:f>
+            <m:num>
+              <m:sSub>
+                <m:e>
+                  <m:r>
+                    <m:t xml:space="preserve">g</m:t>
+                  </m:r>
+                </m:e>
+                <m:sub>
+                  <m:r>
+                    <m:t xml:space="preserve">μν</m:t>
+                  </m:r>
+                </m:sub>
+              </m:sSub>
+            </m:num>
+            <m:den>
+              <m:r>
+                <m:t xml:space="preserve">[</m:t>
+              </m:r>
+              <m:sSup>
+                <m:e>
+                  <m:r>
+                    <m:t xml:space="preserve">p</m:t>
+                  </m:r>
+                  <m:r>
+                    <m:t xml:space="preserve">−</m:t>
+                  </m:r>
+                  <m:r>
+                    <m:t xml:space="preserve">k</m:t>
+                  </m:r>
+                </m:e>
+                <m:sup>
+                  <m:r>
+                    <m:t xml:space="preserve">2</m:t>
+                  </m:r>
+                </m:sup>
+              </m:sSup>
+              <m:r>
+                <m:t xml:space="preserve">−</m:t>
+              </m:r>
+              <m:sSup>
+                <m:e>
+                  <m:r>
+                    <m:t xml:space="preserve">m</m:t>
+                  </m:r>
+                </m:e>
+                <m:sup>
+                  <m:r>
+                    <m:t xml:space="preserve">2</m:t>
+                  </m:r>
+                </m:sup>
+              </m:sSup>
+              <m:sSup>
+                <m:e>
+                  <m:r>
+                    <m:t xml:space="preserve">k</m:t>
+                  </m:r>
+                </m:e>
+                <m:sup>
+                  <m:r>
+                    <m:t xml:space="preserve">2</m:t>
+                  </m:r>
+                </m:sup>
+              </m:sSup>
+              <m:r>
+                <m:t xml:space="preserve">]</m:t>
+              </m:r>
+            </m:den>
+          </m:f>
         </m:oMath>
       </m:oMathPara>
     </w:p>
@@ -479,8 +920,181 @@
       <m:oMathPara>
         <m:oMath>
           <m:r>
-            <m:t xml:space="preserve">Σ(p) = − i e² ∫ d⁴k/(2π)⁴ , γ^μ(p̸−k̸+m)γ_μ / [((p−k)²−m²)k²]</m:t>
+            <m:t xml:space="preserve">Σ</m:t>
           </m:r>
+          <m:r>
+            <m:t xml:space="preserve">p</m:t>
+          </m:r>
+          <m:r>
+            <m:t xml:space="preserve">=</m:t>
+          </m:r>
+          <m:r>
+            <m:t xml:space="preserve">−</m:t>
+          </m:r>
+          <m:r>
+            <m:t xml:space="preserve">i</m:t>
+          </m:r>
+          <m:sSup>
+            <m:e>
+              <m:r>
+                <m:t xml:space="preserve">e</m:t>
+              </m:r>
+            </m:e>
+            <m:sup>
+              <m:r>
+                <m:t xml:space="preserve">2</m:t>
+              </m:r>
+            </m:sup>
+          </m:sSup>
+          <m:r>
+            <m:t xml:space="preserve">∫</m:t>
+          </m:r>
+          <m:sSup>
+            <m:e>
+              <m:r>
+                <m:t xml:space="preserve">d</m:t>
+              </m:r>
+            </m:e>
+            <m:sup>
+              <m:r>
+                <m:t xml:space="preserve">4</m:t>
+              </m:r>
+            </m:sup>
+          </m:sSup>
+          <m:f>
+            <m:num>
+              <m:r>
+                <m:t xml:space="preserve">k</m:t>
+              </m:r>
+            </m:num>
+            <m:den>
+              <m:sSup>
+                <m:e>
+                  <m:r>
+                    <m:t xml:space="preserve">2π</m:t>
+                  </m:r>
+                </m:e>
+                <m:sup>
+                  <m:r>
+                    <m:t xml:space="preserve">4</m:t>
+                  </m:r>
+                </m:sup>
+              </m:sSup>
+            </m:den>
+          </m:f>
+          <m:r>
+            <m:t xml:space="preserve">,</m:t>
+          </m:r>
+          <m:sSup>
+            <m:e>
+              <m:r>
+                <m:t xml:space="preserve">γ</m:t>
+              </m:r>
+            </m:e>
+            <m:sup>
+              <m:r>
+                <m:t xml:space="preserve">μ</m:t>
+              </m:r>
+            </m:sup>
+          </m:sSup>
+          <m:acc>
+            <m:accPr>
+              <m:chr m:val="/"/>
+            </m:accPr>
+            <m:e>
+              <m:r>
+                <m:t xml:space="preserve">p</m:t>
+              </m:r>
+            </m:e>
+          </m:acc>
+          <m:r>
+            <m:t xml:space="preserve">−</m:t>
+          </m:r>
+          <m:acc>
+            <m:accPr>
+              <m:chr m:val="/"/>
+            </m:accPr>
+            <m:e>
+              <m:r>
+                <m:t xml:space="preserve">k</m:t>
+              </m:r>
+            </m:e>
+          </m:acc>
+          <m:r>
+            <m:t xml:space="preserve">+</m:t>
+          </m:r>
+          <m:r>
+            <m:t xml:space="preserve">m</m:t>
+          </m:r>
+          <m:f>
+            <m:num>
+              <m:sSub>
+                <m:e>
+                  <m:r>
+                    <m:t xml:space="preserve">γ</m:t>
+                  </m:r>
+                </m:e>
+                <m:sub>
+                  <m:r>
+                    <m:t xml:space="preserve">μ</m:t>
+                  </m:r>
+                </m:sub>
+              </m:sSub>
+            </m:num>
+            <m:den>
+              <m:r>
+                <m:t xml:space="preserve">[</m:t>
+              </m:r>
+              <m:sSup>
+                <m:e>
+                  <m:r>
+                    <m:t xml:space="preserve">p</m:t>
+                  </m:r>
+                  <m:r>
+                    <m:t xml:space="preserve">−</m:t>
+                  </m:r>
+                  <m:r>
+                    <m:t xml:space="preserve">k</m:t>
+                  </m:r>
+                </m:e>
+                <m:sup>
+                  <m:r>
+                    <m:t xml:space="preserve">2</m:t>
+                  </m:r>
+                </m:sup>
+              </m:sSup>
+              <m:r>
+                <m:t xml:space="preserve">−</m:t>
+              </m:r>
+              <m:sSup>
+                <m:e>
+                  <m:r>
+                    <m:t xml:space="preserve">m</m:t>
+                  </m:r>
+                </m:e>
+                <m:sup>
+                  <m:r>
+                    <m:t xml:space="preserve">2</m:t>
+                  </m:r>
+                </m:sup>
+              </m:sSup>
+              <m:sSup>
+                <m:e>
+                  <m:r>
+                    <m:t xml:space="preserve">k</m:t>
+                  </m:r>
+                </m:e>
+                <m:sup>
+                  <m:r>
+                    <m:t xml:space="preserve">2</m:t>
+                  </m:r>
+                </m:sup>
+              </m:sSup>
+              <m:r>
+                <m:t xml:space="preserve">]</m:t>
+              </m:r>
+            </m:den>
+          </m:f>
         </m:oMath>
       </m:oMathPara>
     </w:p>
@@ -530,9 +1144,63 @@
       </w:pPr>
       <m:oMathPara>
         <m:oMath>
+          <m:sSup>
+            <m:e>
+              <m:r>
+                <m:t xml:space="preserve">γ</m:t>
+              </m:r>
+            </m:e>
+            <m:sup>
+              <m:r>
+                <m:t xml:space="preserve">μ</m:t>
+              </m:r>
+            </m:sup>
+          </m:sSup>
+          <m:sSup>
+            <m:e>
+              <m:r>
+                <m:t xml:space="preserve">γ</m:t>
+              </m:r>
+            </m:e>
+            <m:sup>
+              <m:r>
+                <m:t xml:space="preserve">a</m:t>
+              </m:r>
+            </m:sup>
+          </m:sSup>
+          <m:sSub>
+            <m:e>
+              <m:r>
+                <m:t xml:space="preserve">γ</m:t>
+              </m:r>
+            </m:e>
+            <m:sub>
+              <m:r>
+                <m:t xml:space="preserve">μ</m:t>
+              </m:r>
+            </m:sub>
+          </m:sSub>
           <m:r>
-            <m:t xml:space="preserve">γ^μ γ^a γ_μ = − 2 γ^a</m:t>
+            <m:t xml:space="preserve">=</m:t>
           </m:r>
+          <m:r>
+            <m:t xml:space="preserve">−</m:t>
+          </m:r>
+          <m:r>
+            <m:t xml:space="preserve">2</m:t>
+          </m:r>
+          <m:sSup>
+            <m:e>
+              <m:r>
+                <m:t xml:space="preserve">γ</m:t>
+              </m:r>
+            </m:e>
+            <m:sup>
+              <m:r>
+                <m:t xml:space="preserve">a</m:t>
+              </m:r>
+            </m:sup>
+          </m:sSup>
         </m:oMath>
       </m:oMathPara>
     </w:p>
@@ -556,8 +1224,169 @@
       </w:pPr>
       <m:oMathPara>
         <m:oMath>
+          <m:sSup>
+            <m:e>
+              <m:r>
+                <m:t xml:space="preserve">γ</m:t>
+              </m:r>
+            </m:e>
+            <m:sup>
+              <m:r>
+                <m:t xml:space="preserve">μ</m:t>
+              </m:r>
+            </m:sup>
+          </m:sSup>
+          <m:acc>
+            <m:accPr>
+              <m:chr m:val="/"/>
+            </m:accPr>
+            <m:e>
+              <m:r>
+                <m:t xml:space="preserve">p</m:t>
+              </m:r>
+            </m:e>
+          </m:acc>
           <m:r>
-            <m:t xml:space="preserve">γ^μ(p̸−k̸+m)γ_μ = γ^μ(p̸−k̸)γ_μ + m γ^μγ_μ = − 2(p̸−k̸) + 4m</m:t>
+            <m:t xml:space="preserve">−</m:t>
+          </m:r>
+          <m:acc>
+            <m:accPr>
+              <m:chr m:val="/"/>
+            </m:accPr>
+            <m:e>
+              <m:r>
+                <m:t xml:space="preserve">k</m:t>
+              </m:r>
+            </m:e>
+          </m:acc>
+          <m:r>
+            <m:t xml:space="preserve">+</m:t>
+          </m:r>
+          <m:r>
+            <m:t xml:space="preserve">m</m:t>
+          </m:r>
+          <m:sSub>
+            <m:e>
+              <m:r>
+                <m:t xml:space="preserve">γ</m:t>
+              </m:r>
+            </m:e>
+            <m:sub>
+              <m:r>
+                <m:t xml:space="preserve">μ</m:t>
+              </m:r>
+            </m:sub>
+          </m:sSub>
+          <m:r>
+            <m:t xml:space="preserve">=</m:t>
+          </m:r>
+          <m:sSup>
+            <m:e>
+              <m:r>
+                <m:t xml:space="preserve">γ</m:t>
+              </m:r>
+            </m:e>
+            <m:sup>
+              <m:r>
+                <m:t xml:space="preserve">μ</m:t>
+              </m:r>
+            </m:sup>
+          </m:sSup>
+          <m:acc>
+            <m:accPr>
+              <m:chr m:val="/"/>
+            </m:accPr>
+            <m:e>
+              <m:r>
+                <m:t xml:space="preserve">p</m:t>
+              </m:r>
+            </m:e>
+          </m:acc>
+          <m:r>
+            <m:t xml:space="preserve">−</m:t>
+          </m:r>
+          <m:acc>
+            <m:accPr>
+              <m:chr m:val="/"/>
+            </m:accPr>
+            <m:e>
+              <m:r>
+                <m:t xml:space="preserve">k</m:t>
+              </m:r>
+            </m:e>
+          </m:acc>
+          <m:sSub>
+            <m:e>
+              <m:r>
+                <m:t xml:space="preserve">γ</m:t>
+              </m:r>
+            </m:e>
+            <m:sub>
+              <m:r>
+                <m:t xml:space="preserve">μ</m:t>
+              </m:r>
+            </m:sub>
+          </m:sSub>
+          <m:r>
+            <m:t xml:space="preserve">+</m:t>
+          </m:r>
+          <m:r>
+            <m:t xml:space="preserve">m</m:t>
+          </m:r>
+          <m:sSubSup>
+            <m:e>
+              <m:r>
+                <m:t xml:space="preserve">γ</m:t>
+              </m:r>
+            </m:e>
+            <m:sub>
+              <m:r>
+                <m:t xml:space="preserve">μ</m:t>
+              </m:r>
+            </m:sub>
+            <m:sup>
+              <m:r>
+                <m:t xml:space="preserve">μγ</m:t>
+              </m:r>
+            </m:sup>
+          </m:sSubSup>
+          <m:r>
+            <m:t xml:space="preserve">=</m:t>
+          </m:r>
+          <m:r>
+            <m:t xml:space="preserve">−</m:t>
+          </m:r>
+          <m:r>
+            <m:t xml:space="preserve">2</m:t>
+          </m:r>
+          <m:acc>
+            <m:accPr>
+              <m:chr m:val="/"/>
+            </m:accPr>
+            <m:e>
+              <m:r>
+                <m:t xml:space="preserve">p</m:t>
+              </m:r>
+            </m:e>
+          </m:acc>
+          <m:r>
+            <m:t xml:space="preserve">−</m:t>
+          </m:r>
+          <m:acc>
+            <m:accPr>
+              <m:chr m:val="/"/>
+            </m:accPr>
+            <m:e>
+              <m:r>
+                <m:t xml:space="preserve">k</m:t>
+              </m:r>
+            </m:e>
+          </m:acc>
+          <m:r>
+            <m:t xml:space="preserve">+</m:t>
+          </m:r>
+          <m:r>
+            <m:t xml:space="preserve">4m</m:t>
           </m:r>
         </m:oMath>
       </m:oMathPara>
@@ -583,8 +1412,321 @@
       <m:oMathPara>
         <m:oMath>
           <m:r>
-            <m:t xml:space="preserve">Σ(p) = − i e² ∫ d⁴k/(2π)⁴ , [ − 2(p̸−k̸) + 4m ] / [ ((p−k)²−m²) k² ] = i e² ∫ d⁴k/(2π)⁴ , [ 2(p̸−k̸) − 4m ] / [ ((p−k)²−m²) k² ]</m:t>
+            <m:t xml:space="preserve">Σ</m:t>
           </m:r>
+          <m:r>
+            <m:t xml:space="preserve">p</m:t>
+          </m:r>
+          <m:r>
+            <m:t xml:space="preserve">=</m:t>
+          </m:r>
+          <m:r>
+            <m:t xml:space="preserve">−</m:t>
+          </m:r>
+          <m:r>
+            <m:t xml:space="preserve">i</m:t>
+          </m:r>
+          <m:sSup>
+            <m:e>
+              <m:r>
+                <m:t xml:space="preserve">e</m:t>
+              </m:r>
+            </m:e>
+            <m:sup>
+              <m:r>
+                <m:t xml:space="preserve">2</m:t>
+              </m:r>
+            </m:sup>
+          </m:sSup>
+          <m:r>
+            <m:t xml:space="preserve">∫</m:t>
+          </m:r>
+          <m:sSup>
+            <m:e>
+              <m:r>
+                <m:t xml:space="preserve">d</m:t>
+              </m:r>
+            </m:e>
+            <m:sup>
+              <m:r>
+                <m:t xml:space="preserve">4</m:t>
+              </m:r>
+            </m:sup>
+          </m:sSup>
+          <m:f>
+            <m:num>
+              <m:r>
+                <m:t xml:space="preserve">k</m:t>
+              </m:r>
+            </m:num>
+            <m:den>
+              <m:sSup>
+                <m:e>
+                  <m:r>
+                    <m:t xml:space="preserve">2π</m:t>
+                  </m:r>
+                </m:e>
+                <m:sup>
+                  <m:r>
+                    <m:t xml:space="preserve">4</m:t>
+                  </m:r>
+                </m:sup>
+              </m:sSup>
+            </m:den>
+          </m:f>
+          <m:r>
+            <m:t xml:space="preserve">,</m:t>
+          </m:r>
+          <m:f>
+            <m:num>
+              <m:r>
+                <m:t xml:space="preserve">[</m:t>
+              </m:r>
+              <m:r>
+                <m:t xml:space="preserve">−</m:t>
+              </m:r>
+              <m:r>
+                <m:t xml:space="preserve">2</m:t>
+              </m:r>
+              <m:acc>
+                <m:accPr>
+                  <m:chr m:val="/"/>
+                </m:accPr>
+                <m:e>
+                  <m:r>
+                    <m:t xml:space="preserve">p</m:t>
+                  </m:r>
+                </m:e>
+              </m:acc>
+              <m:r>
+                <m:t xml:space="preserve">−</m:t>
+              </m:r>
+              <m:acc>
+                <m:accPr>
+                  <m:chr m:val="/"/>
+                </m:accPr>
+                <m:e>
+                  <m:r>
+                    <m:t xml:space="preserve">k</m:t>
+                  </m:r>
+                </m:e>
+              </m:acc>
+              <m:r>
+                <m:t xml:space="preserve">+</m:t>
+              </m:r>
+              <m:r>
+                <m:t xml:space="preserve">4m</m:t>
+              </m:r>
+              <m:r>
+                <m:t xml:space="preserve">]</m:t>
+              </m:r>
+            </m:num>
+            <m:den>
+              <m:r>
+                <m:t xml:space="preserve">[</m:t>
+              </m:r>
+              <m:sSup>
+                <m:e>
+                  <m:r>
+                    <m:t xml:space="preserve">p</m:t>
+                  </m:r>
+                  <m:r>
+                    <m:t xml:space="preserve">−</m:t>
+                  </m:r>
+                  <m:r>
+                    <m:t xml:space="preserve">k</m:t>
+                  </m:r>
+                </m:e>
+                <m:sup>
+                  <m:r>
+                    <m:t xml:space="preserve">2</m:t>
+                  </m:r>
+                </m:sup>
+              </m:sSup>
+              <m:r>
+                <m:t xml:space="preserve">−</m:t>
+              </m:r>
+              <m:sSup>
+                <m:e>
+                  <m:r>
+                    <m:t xml:space="preserve">m</m:t>
+                  </m:r>
+                </m:e>
+                <m:sup>
+                  <m:r>
+                    <m:t xml:space="preserve">2</m:t>
+                  </m:r>
+                </m:sup>
+              </m:sSup>
+              <m:sSup>
+                <m:e>
+                  <m:r>
+                    <m:t xml:space="preserve">k</m:t>
+                  </m:r>
+                </m:e>
+                <m:sup>
+                  <m:r>
+                    <m:t xml:space="preserve">2</m:t>
+                  </m:r>
+                </m:sup>
+              </m:sSup>
+              <m:r>
+                <m:t xml:space="preserve">]</m:t>
+              </m:r>
+            </m:den>
+          </m:f>
+          <m:r>
+            <m:t xml:space="preserve">=</m:t>
+          </m:r>
+          <m:r>
+            <m:t xml:space="preserve">i</m:t>
+          </m:r>
+          <m:sSup>
+            <m:e>
+              <m:r>
+                <m:t xml:space="preserve">e</m:t>
+              </m:r>
+            </m:e>
+            <m:sup>
+              <m:r>
+                <m:t xml:space="preserve">2</m:t>
+              </m:r>
+            </m:sup>
+          </m:sSup>
+          <m:r>
+            <m:t xml:space="preserve">∫</m:t>
+          </m:r>
+          <m:sSup>
+            <m:e>
+              <m:r>
+                <m:t xml:space="preserve">d</m:t>
+              </m:r>
+            </m:e>
+            <m:sup>
+              <m:r>
+                <m:t xml:space="preserve">4</m:t>
+              </m:r>
+            </m:sup>
+          </m:sSup>
+          <m:f>
+            <m:num>
+              <m:r>
+                <m:t xml:space="preserve">k</m:t>
+              </m:r>
+            </m:num>
+            <m:den>
+              <m:sSup>
+                <m:e>
+                  <m:r>
+                    <m:t xml:space="preserve">2π</m:t>
+                  </m:r>
+                </m:e>
+                <m:sup>
+                  <m:r>
+                    <m:t xml:space="preserve">4</m:t>
+                  </m:r>
+                </m:sup>
+              </m:sSup>
+            </m:den>
+          </m:f>
+          <m:r>
+            <m:t xml:space="preserve">,</m:t>
+          </m:r>
+          <m:f>
+            <m:num>
+              <m:r>
+                <m:t xml:space="preserve">[</m:t>
+              </m:r>
+              <m:r>
+                <m:t xml:space="preserve">2</m:t>
+              </m:r>
+              <m:acc>
+                <m:accPr>
+                  <m:chr m:val="/"/>
+                </m:accPr>
+                <m:e>
+                  <m:r>
+                    <m:t xml:space="preserve">p</m:t>
+                  </m:r>
+                </m:e>
+              </m:acc>
+              <m:r>
+                <m:t xml:space="preserve">−</m:t>
+              </m:r>
+              <m:acc>
+                <m:accPr>
+                  <m:chr m:val="/"/>
+                </m:accPr>
+                <m:e>
+                  <m:r>
+                    <m:t xml:space="preserve">k</m:t>
+                  </m:r>
+                </m:e>
+              </m:acc>
+              <m:r>
+                <m:t xml:space="preserve">−</m:t>
+              </m:r>
+              <m:r>
+                <m:t xml:space="preserve">4m</m:t>
+              </m:r>
+              <m:r>
+                <m:t xml:space="preserve">]</m:t>
+              </m:r>
+            </m:num>
+            <m:den>
+              <m:r>
+                <m:t xml:space="preserve">[</m:t>
+              </m:r>
+              <m:sSup>
+                <m:e>
+                  <m:r>
+                    <m:t xml:space="preserve">p</m:t>
+                  </m:r>
+                  <m:r>
+                    <m:t xml:space="preserve">−</m:t>
+                  </m:r>
+                  <m:r>
+                    <m:t xml:space="preserve">k</m:t>
+                  </m:r>
+                </m:e>
+                <m:sup>
+                  <m:r>
+                    <m:t xml:space="preserve">2</m:t>
+                  </m:r>
+                </m:sup>
+              </m:sSup>
+              <m:r>
+                <m:t xml:space="preserve">−</m:t>
+              </m:r>
+              <m:sSup>
+                <m:e>
+                  <m:r>
+                    <m:t xml:space="preserve">m</m:t>
+                  </m:r>
+                </m:e>
+                <m:sup>
+                  <m:r>
+                    <m:t xml:space="preserve">2</m:t>
+                  </m:r>
+                </m:sup>
+              </m:sSup>
+              <m:sSup>
+                <m:e>
+                  <m:r>
+                    <m:t xml:space="preserve">k</m:t>
+                  </m:r>
+                </m:e>
+                <m:sup>
+                  <m:r>
+                    <m:t xml:space="preserve">2</m:t>
+                  </m:r>
+                </m:sup>
+              </m:sSup>
+              <m:r>
+                <m:t xml:space="preserve">]</m:t>
+              </m:r>
+            </m:den>
+          </m:f>
         </m:oMath>
       </m:oMathPara>
     </w:p>
@@ -648,7 +1790,49 @@
       <m:oMathPara>
         <m:oMath>
           <m:r>
-            <m:t xml:space="preserve">∫ k³ dk / k³ = ∫ dk</m:t>
+            <m:t xml:space="preserve">∫</m:t>
+          </m:r>
+          <m:sSup>
+            <m:e>
+              <m:r>
+                <m:t xml:space="preserve">k</m:t>
+              </m:r>
+            </m:e>
+            <m:sup>
+              <m:r>
+                <m:t xml:space="preserve">3</m:t>
+              </m:r>
+            </m:sup>
+          </m:sSup>
+          <m:f>
+            <m:num>
+              <m:r>
+                <m:t xml:space="preserve">dk</m:t>
+              </m:r>
+            </m:num>
+            <m:den>
+              <m:sSup>
+                <m:e>
+                  <m:r>
+                    <m:t xml:space="preserve">k</m:t>
+                  </m:r>
+                </m:e>
+                <m:sup>
+                  <m:r>
+                    <m:t xml:space="preserve">3</m:t>
+                  </m:r>
+                </m:sup>
+              </m:sSup>
+            </m:den>
+          </m:f>
+          <m:r>
+            <m:t xml:space="preserve">=</m:t>
+          </m:r>
+          <m:r>
+            <m:t xml:space="preserve">∫</m:t>
+          </m:r>
+          <m:r>
+            <m:t xml:space="preserve">dk</m:t>
           </m:r>
         </m:oMath>
       </m:oMathPara>
@@ -700,8 +1884,60 @@
       <m:oMathPara>
         <m:oMath>
           <m:r>
-            <m:t xml:space="preserve">Σ(p) = A(p²) + B(p²) , p̸</m:t>
+            <m:t xml:space="preserve">Σ</m:t>
           </m:r>
+          <m:r>
+            <m:t xml:space="preserve">p</m:t>
+          </m:r>
+          <m:r>
+            <m:t xml:space="preserve">=</m:t>
+          </m:r>
+          <m:r>
+            <m:t xml:space="preserve">A</m:t>
+          </m:r>
+          <m:sSup>
+            <m:e>
+              <m:r>
+                <m:t xml:space="preserve">p</m:t>
+              </m:r>
+            </m:e>
+            <m:sup>
+              <m:r>
+                <m:t xml:space="preserve">2</m:t>
+              </m:r>
+            </m:sup>
+          </m:sSup>
+          <m:r>
+            <m:t xml:space="preserve">+</m:t>
+          </m:r>
+          <m:r>
+            <m:t xml:space="preserve">B</m:t>
+          </m:r>
+          <m:sSup>
+            <m:e>
+              <m:r>
+                <m:t xml:space="preserve">p</m:t>
+              </m:r>
+            </m:e>
+            <m:sup>
+              <m:r>
+                <m:t xml:space="preserve">2</m:t>
+              </m:r>
+            </m:sup>
+          </m:sSup>
+          <m:r>
+            <m:t xml:space="preserve">,</m:t>
+          </m:r>
+          <m:acc>
+            <m:accPr>
+              <m:chr m:val="/"/>
+            </m:accPr>
+            <m:e>
+              <m:r>
+                <m:t xml:space="preserve">p</m:t>
+              </m:r>
+            </m:e>
+          </m:acc>
         </m:oMath>
       </m:oMathPara>
     </w:p>

--- a/Science Books/QED Course/Lesson 63 Electron Self-Energy.docx
+++ b/Science Books/QED Course/Lesson 63 Electron Self-Energy.docx
@@ -58,7 +58,7 @@
     </w:p>
     <w:p>
       <w:pPr>
-        <w:pStyle w:val="Heading1"/>
+        <w:pStyle w:val="Heading2"/>
       </w:pPr>
       <w:r>
         <w:t>How to use this lesson</w:t>
@@ -71,7 +71,7 @@
     </w:p>
     <w:p>
       <w:pPr>
-        <w:pStyle w:val="Heading2"/>
+        <w:pStyle w:val="Heading3"/>
       </w:pPr>
       <w:r>
         <w:t>Learning objectives</w:t>
@@ -135,7 +135,7 @@
     </w:p>
     <w:p>
       <w:pPr>
-        <w:pStyle w:val="Heading2"/>
+        <w:pStyle w:val="Heading3"/>
       </w:pPr>
       <w:r>
         <w:t>Notation and conventions</w:t>
@@ -351,7 +351,7 @@
     </w:tbl>
     <w:p>
       <w:pPr>
-        <w:pStyle w:val="Heading1"/>
+        <w:pStyle w:val="Heading2"/>
       </w:pPr>
       <w:r>
         <w:t>1 The diagram</w:t>
@@ -412,7 +412,7 @@
     </w:p>
     <w:p>
       <w:pPr>
-        <w:pStyle w:val="Heading2"/>
+        <w:pStyle w:val="Heading3"/>
       </w:pPr>
       <w:r>
         <w:t>1.1 What it looks like</w:t>
@@ -425,7 +425,7 @@
     </w:p>
     <w:p>
       <w:pPr>
-        <w:pStyle w:val="Heading2"/>
+        <w:pStyle w:val="Heading3"/>
       </w:pPr>
       <w:r>
         <w:t>1.2 Two differences from Lesson 62, stated before any algebra</w:t>
@@ -447,10 +447,11 @@
       </w:r>
     </w:p>
     <w:p>
-      <w:pPr>
-        <w:pStyle w:val="Heading3"/>
-      </w:pPr>
       <w:r>
+        <w:rPr>
+          <w:b/>
+          <w:i/>
+        </w:rPr>
         <w:t>Worked example 1</w:t>
       </w:r>
     </w:p>
@@ -461,7 +462,7 @@
     </w:p>
     <w:p>
       <w:pPr>
-        <w:pStyle w:val="Heading1"/>
+        <w:pStyle w:val="Heading2"/>
       </w:pPr>
       <w:r>
         <w:t>2 Assembling Σ(p)</w:t>
@@ -469,7 +470,7 @@
     </w:p>
     <w:p>
       <w:pPr>
-        <w:pStyle w:val="Heading2"/>
+        <w:pStyle w:val="Heading3"/>
       </w:pPr>
       <w:r>
         <w:t>2.1 The four pieces, in their new arrangement</w:t>
@@ -695,7 +696,7 @@
     </w:p>
     <w:p>
       <w:pPr>
-        <w:pStyle w:val="Heading2"/>
+        <w:pStyle w:val="Heading3"/>
       </w:pPr>
       <w:r>
         <w:t>2.2 Collecting the numbers</w:t>
@@ -1104,10 +1105,11 @@
       </w:r>
     </w:p>
     <w:p>
-      <w:pPr>
-        <w:pStyle w:val="Heading3"/>
-      </w:pPr>
       <w:r>
+        <w:rPr>
+          <w:b/>
+          <w:i/>
+        </w:rPr>
         <w:t>Worked example 2</w:t>
       </w:r>
     </w:p>
@@ -1118,7 +1120,7 @@
     </w:p>
     <w:p>
       <w:pPr>
-        <w:pStyle w:val="Heading1"/>
+        <w:pStyle w:val="Heading2"/>
       </w:pPr>
       <w:r>
         <w:t>3 The one identity that does the work</w:t>
@@ -1126,7 +1128,7 @@
     </w:p>
     <w:p>
       <w:pPr>
-        <w:pStyle w:val="Heading2"/>
+        <w:pStyle w:val="Heading3"/>
       </w:pPr>
       <w:r>
         <w:t>3.1 Recognizing it</w:t>
@@ -1211,7 +1213,7 @@
     </w:p>
     <w:p>
       <w:pPr>
-        <w:pStyle w:val="Heading2"/>
+        <w:pStyle w:val="Heading3"/>
       </w:pPr>
       <w:r>
         <w:t>3.2 Applying it</w:t>
@@ -1398,7 +1400,7 @@
     </w:p>
     <w:p>
       <w:pPr>
-        <w:pStyle w:val="Heading2"/>
+        <w:pStyle w:val="Heading3"/>
       </w:pPr>
       <w:r>
         <w:t>3.3 The result</w:t>
@@ -1736,10 +1738,11 @@
       </w:r>
     </w:p>
     <w:p>
-      <w:pPr>
-        <w:pStyle w:val="Heading3"/>
-      </w:pPr>
       <w:r>
+        <w:rPr>
+          <w:b/>
+          <w:i/>
+        </w:rPr>
         <w:t>Worked example 3</w:t>
       </w:r>
     </w:p>
@@ -1750,7 +1753,7 @@
     </w:p>
     <w:p>
       <w:pPr>
-        <w:pStyle w:val="Heading1"/>
+        <w:pStyle w:val="Heading2"/>
       </w:pPr>
       <w:r>
         <w:t>4 How the integral behaves at large k</w:t>
@@ -1758,7 +1761,7 @@
     </w:p>
     <w:p>
       <w:pPr>
-        <w:pStyle w:val="Heading2"/>
+        <w:pStyle w:val="Heading3"/>
       </w:pPr>
       <w:r>
         <w:t>4.1 Counting powers</w:t>
@@ -1771,7 +1774,7 @@
     </w:p>
     <w:p>
       <w:pPr>
-        <w:pStyle w:val="Heading2"/>
+        <w:pStyle w:val="Heading3"/>
       </w:pPr>
       <w:r>
         <w:t>4.2 The radial integral</w:t>
@@ -1843,10 +1846,11 @@
       </w:r>
     </w:p>
     <w:p>
-      <w:pPr>
-        <w:pStyle w:val="Heading3"/>
-      </w:pPr>
       <w:r>
+        <w:rPr>
+          <w:b/>
+          <w:i/>
+        </w:rPr>
         <w:t>Worked example 4</w:t>
       </w:r>
     </w:p>
@@ -1857,7 +1861,7 @@
     </w:p>
     <w:p>
       <w:pPr>
-        <w:pStyle w:val="Heading1"/>
+        <w:pStyle w:val="Heading2"/>
       </w:pPr>
       <w:r>
         <w:t>5 The shape the answer must take</w:t>
@@ -1865,7 +1869,7 @@
     </w:p>
     <w:p>
       <w:pPr>
-        <w:pStyle w:val="Heading2"/>
+        <w:pStyle w:val="Heading3"/>
       </w:pPr>
       <w:r>
         <w:t>5.1 What Lorentz invariance allows</w:t>
@@ -1948,7 +1952,7 @@
     </w:p>
     <w:p>
       <w:pPr>
-        <w:pStyle w:val="Heading2"/>
+        <w:pStyle w:val="Heading3"/>
       </w:pPr>
       <w:r>
         <w:t>5.2 Why this matters before the integral is even finished</w:t>
@@ -1960,10 +1964,11 @@
       </w:r>
     </w:p>
     <w:p>
-      <w:pPr>
-        <w:pStyle w:val="Heading3"/>
-      </w:pPr>
       <w:r>
+        <w:rPr>
+          <w:b/>
+          <w:i/>
+        </w:rPr>
         <w:t>Worked example 5</w:t>
       </w:r>
     </w:p>
@@ -1974,7 +1979,7 @@
     </w:p>
     <w:p>
       <w:pPr>
-        <w:pStyle w:val="Heading1"/>
+        <w:pStyle w:val="Heading2"/>
       </w:pPr>
       <w:r>
         <w:t>6 Connections to QED</w:t>
@@ -2226,7 +2231,7 @@
     </w:tbl>
     <w:p>
       <w:pPr>
-        <w:pStyle w:val="Heading1"/>
+        <w:pStyle w:val="Heading2"/>
       </w:pPr>
       <w:r>
         <w:t>7 Summary</w:t>
@@ -2294,7 +2299,7 @@
     </w:p>
     <w:p>
       <w:pPr>
-        <w:pStyle w:val="Heading1"/>
+        <w:pStyle w:val="Heading2"/>
       </w:pPr>
       <w:r>
         <w:t>Exercises</w:t>
@@ -2954,7 +2959,7 @@
     </w:tbl>
     <w:p>
       <w:pPr>
-        <w:pStyle w:val="Heading1"/>
+        <w:pStyle w:val="Heading2"/>
       </w:pPr>
       <w:r>
         <w:t>Solutions</w:t>
@@ -3186,7 +3191,7 @@
     </w:p>
     <w:p>
       <w:pPr>
-        <w:pStyle w:val="Heading1"/>
+        <w:pStyle w:val="Heading2"/>
       </w:pPr>
       <w:r>
         <w:t>Mastery checklist</w:t>
@@ -3242,7 +3247,7 @@
     </w:p>
     <w:p>
       <w:pPr>
-        <w:pStyle w:val="Heading1"/>
+        <w:pStyle w:val="Heading2"/>
       </w:pPr>
       <w:r>
         <w:t>Next lesson</w:t>

--- a/Science Books/QED Course/Lesson 63 Electron Self-Energy.docx
+++ b/Science Books/QED Course/Lesson 63 Electron Self-Energy.docx
@@ -490,31 +490,42 @@
             <m:t xml:space="preserve">i</m:t>
           </m:r>
           <m:r>
+            <m:t xml:space="preserve"> </m:t>
+          </m:r>
+          <m:r>
             <m:t xml:space="preserve">Σ</m:t>
           </m:r>
-          <m:r>
-            <m:t xml:space="preserve">p</m:t>
-          </m:r>
+          <m:d>
+            <m:dPr/>
+            <m:e>
+              <m:r>
+                <m:t xml:space="preserve">p</m:t>
+              </m:r>
+            </m:e>
+          </m:d>
           <m:r>
             <m:t xml:space="preserve">=</m:t>
           </m:r>
           <m:r>
             <m:t xml:space="preserve">∫</m:t>
           </m:r>
-          <m:sSup>
-            <m:e>
-              <m:r>
-                <m:t xml:space="preserve">d</m:t>
-              </m:r>
-            </m:e>
-            <m:sup>
-              <m:r>
-                <m:t xml:space="preserve">4</m:t>
-              </m:r>
-            </m:sup>
-          </m:sSup>
+          <m:r>
+            <m:t xml:space="preserve"> </m:t>
+          </m:r>
           <m:f>
             <m:num>
+              <m:sSup>
+                <m:e>
+                  <m:r>
+                    <m:t xml:space="preserve">d</m:t>
+                  </m:r>
+                </m:e>
+                <m:sup>
+                  <m:r>
+                    <m:t xml:space="preserve">4</m:t>
+                  </m:r>
+                </m:sup>
+              </m:sSup>
               <m:r>
                 <m:t xml:space="preserve">k</m:t>
               </m:r>
@@ -522,9 +533,14 @@
             <m:den>
               <m:sSup>
                 <m:e>
-                  <m:r>
-                    <m:t xml:space="preserve">2π</m:t>
-                  </m:r>
+                  <m:d>
+                    <m:dPr/>
+                    <m:e>
+                      <m:r>
+                        <m:t xml:space="preserve">2π</m:t>
+                      </m:r>
+                    </m:e>
+                  </m:d>
                 </m:e>
                 <m:sup>
                   <m:r>
@@ -534,68 +550,86 @@
               </m:sSup>
             </m:den>
           </m:f>
-          <m:sSup>
+          <m:r>
+            <m:t xml:space="preserve"> </m:t>
+          </m:r>
+          <m:d>
+            <m:dPr/>
             <m:e>
-              <m:r>
-                <m:t xml:space="preserve">ieγ</m:t>
-              </m:r>
+              <m:sSup>
+                <m:e>
+                  <m:r>
+                    <m:t xml:space="preserve">ieγ</m:t>
+                  </m:r>
+                </m:e>
+                <m:sup>
+                  <m:r>
+                    <m:t xml:space="preserve">μ</m:t>
+                  </m:r>
+                </m:sup>
+              </m:sSup>
             </m:e>
-            <m:sup>
-              <m:r>
-                <m:t xml:space="preserve">μ</m:t>
-              </m:r>
-            </m:sup>
-          </m:sSup>
+          </m:d>
           <m:r>
-            <m:t xml:space="preserve">,</m:t>
-          </m:r>
-          <m:r>
-            <m:t xml:space="preserve">i</m:t>
+            <m:t xml:space="preserve"> </m:t>
           </m:r>
           <m:f>
             <m:num>
-              <m:acc>
-                <m:accPr>
-                  <m:chr m:val="/"/>
-                </m:accPr>
+              <m:r>
+                <m:t xml:space="preserve">i</m:t>
+              </m:r>
+              <m:d>
+                <m:dPr/>
                 <m:e>
+                  <m:acc>
+                    <m:accPr>
+                      <m:chr m:val="/"/>
+                    </m:accPr>
+                    <m:e>
+                      <m:r>
+                        <m:t xml:space="preserve">p</m:t>
+                      </m:r>
+                    </m:e>
+                  </m:acc>
                   <m:r>
-                    <m:t xml:space="preserve">p</m:t>
+                    <m:t xml:space="preserve">−</m:t>
+                  </m:r>
+                  <m:acc>
+                    <m:accPr>
+                      <m:chr m:val="/"/>
+                    </m:accPr>
+                    <m:e>
+                      <m:r>
+                        <m:t xml:space="preserve">k</m:t>
+                      </m:r>
+                    </m:e>
+                  </m:acc>
+                  <m:r>
+                    <m:t xml:space="preserve">+</m:t>
+                  </m:r>
+                  <m:r>
+                    <m:t xml:space="preserve">m</m:t>
                   </m:r>
                 </m:e>
-              </m:acc>
-              <m:r>
-                <m:t xml:space="preserve">−</m:t>
-              </m:r>
-              <m:acc>
-                <m:accPr>
-                  <m:chr m:val="/"/>
-                </m:accPr>
-                <m:e>
-                  <m:r>
-                    <m:t xml:space="preserve">k</m:t>
-                  </m:r>
-                </m:e>
-              </m:acc>
-              <m:r>
-                <m:t xml:space="preserve">+</m:t>
-              </m:r>
-              <m:r>
-                <m:t xml:space="preserve">m</m:t>
-              </m:r>
+              </m:d>
             </m:num>
             <m:den>
               <m:sSup>
                 <m:e>
-                  <m:r>
-                    <m:t xml:space="preserve">p</m:t>
-                  </m:r>
-                  <m:r>
-                    <m:t xml:space="preserve">−</m:t>
-                  </m:r>
-                  <m:r>
-                    <m:t xml:space="preserve">k</m:t>
-                  </m:r>
+                  <m:d>
+                    <m:dPr/>
+                    <m:e>
+                      <m:r>
+                        <m:t xml:space="preserve">p</m:t>
+                      </m:r>
+                      <m:r>
+                        <m:t xml:space="preserve">−</m:t>
+                      </m:r>
+                      <m:r>
+                        <m:t xml:space="preserve">k</m:t>
+                      </m:r>
+                    </m:e>
+                  </m:d>
                 </m:e>
                 <m:sup>
                   <m:r>
@@ -627,65 +661,78 @@
             </m:den>
           </m:f>
           <m:r>
-            <m:t xml:space="preserve">,</m:t>
+            <m:t xml:space="preserve"> </m:t>
           </m:r>
-          <m:sSup>
+          <m:d>
+            <m:dPr/>
             <m:e>
-              <m:r>
-                <m:t xml:space="preserve">ieγ</m:t>
-              </m:r>
-            </m:e>
-            <m:sup>
-              <m:r>
-                <m:t xml:space="preserve">ν</m:t>
-              </m:r>
-            </m:sup>
-          </m:sSup>
-          <m:r>
-            <m:t xml:space="preserve">,</m:t>
-          </m:r>
-          <m:r>
-            <m:t xml:space="preserve">−</m:t>
-          </m:r>
-          <m:r>
-            <m:t xml:space="preserve">i</m:t>
-          </m:r>
-          <m:f>
-            <m:num>
-              <m:sSub>
-                <m:e>
-                  <m:r>
-                    <m:t xml:space="preserve">g</m:t>
-                  </m:r>
-                </m:e>
-                <m:sub>
-                  <m:r>
-                    <m:t xml:space="preserve">μν</m:t>
-                  </m:r>
-                </m:sub>
-              </m:sSub>
-            </m:num>
-            <m:den>
               <m:sSup>
                 <m:e>
                   <m:r>
-                    <m:t xml:space="preserve">k</m:t>
+                    <m:t xml:space="preserve">ieγ</m:t>
                   </m:r>
                 </m:e>
                 <m:sup>
                   <m:r>
-                    <m:t xml:space="preserve">2</m:t>
+                    <m:t xml:space="preserve">ν</m:t>
                   </m:r>
                 </m:sup>
               </m:sSup>
+            </m:e>
+          </m:d>
+          <m:r>
+            <m:t xml:space="preserve"> </m:t>
+          </m:r>
+          <m:d>
+            <m:dPr/>
+            <m:e>
               <m:r>
-                <m:t xml:space="preserve">+</m:t>
+                <m:t xml:space="preserve">−</m:t>
               </m:r>
               <m:r>
-                <m:t xml:space="preserve">iε</m:t>
+                <m:t xml:space="preserve">i</m:t>
               </m:r>
-            </m:den>
-          </m:f>
+              <m:r>
+                <m:t xml:space="preserve"> </m:t>
+              </m:r>
+              <m:f>
+                <m:num>
+                  <m:sSub>
+                    <m:e>
+                      <m:r>
+                        <m:t xml:space="preserve">g</m:t>
+                      </m:r>
+                    </m:e>
+                    <m:sub>
+                      <m:r>
+                        <m:t xml:space="preserve">μν</m:t>
+                      </m:r>
+                    </m:sub>
+                  </m:sSub>
+                </m:num>
+                <m:den>
+                  <m:sSup>
+                    <m:e>
+                      <m:r>
+                        <m:t xml:space="preserve">k</m:t>
+                      </m:r>
+                    </m:e>
+                    <m:sup>
+                      <m:r>
+                        <m:t xml:space="preserve">2</m:t>
+                      </m:r>
+                    </m:sup>
+                  </m:sSup>
+                  <m:r>
+                    <m:t xml:space="preserve">+</m:t>
+                  </m:r>
+                  <m:r>
+                    <m:t xml:space="preserve">iε</m:t>
+                  </m:r>
+                </m:den>
+              </m:f>
+            </m:e>
+          </m:d>
         </m:oMath>
       </m:oMathPara>
     </w:p>
@@ -721,11 +768,19 @@
             <m:t xml:space="preserve">i</m:t>
           </m:r>
           <m:r>
+            <m:t xml:space="preserve"> </m:t>
+          </m:r>
+          <m:r>
             <m:t xml:space="preserve">Σ</m:t>
           </m:r>
-          <m:r>
-            <m:t xml:space="preserve">p</m:t>
-          </m:r>
+          <m:d>
+            <m:dPr/>
+            <m:e>
+              <m:r>
+                <m:t xml:space="preserve">p</m:t>
+              </m:r>
+            </m:e>
+          </m:d>
           <m:r>
             <m:t xml:space="preserve">=</m:t>
           </m:r>
@@ -745,22 +800,28 @@
             </m:sup>
           </m:sSup>
           <m:r>
+            <m:t xml:space="preserve"> </m:t>
+          </m:r>
+          <m:r>
             <m:t xml:space="preserve">∫</m:t>
           </m:r>
-          <m:sSup>
-            <m:e>
-              <m:r>
-                <m:t xml:space="preserve">d</m:t>
-              </m:r>
-            </m:e>
-            <m:sup>
-              <m:r>
-                <m:t xml:space="preserve">4</m:t>
-              </m:r>
-            </m:sup>
-          </m:sSup>
+          <m:r>
+            <m:t xml:space="preserve"> </m:t>
+          </m:r>
           <m:f>
             <m:num>
+              <m:sSup>
+                <m:e>
+                  <m:r>
+                    <m:t xml:space="preserve">d</m:t>
+                  </m:r>
+                </m:e>
+                <m:sup>
+                  <m:r>
+                    <m:t xml:space="preserve">4</m:t>
+                  </m:r>
+                </m:sup>
+              </m:sSup>
               <m:r>
                 <m:t xml:space="preserve">k</m:t>
               </m:r>
@@ -768,9 +829,14 @@
             <m:den>
               <m:sSup>
                 <m:e>
-                  <m:r>
-                    <m:t xml:space="preserve">2π</m:t>
-                  </m:r>
+                  <m:d>
+                    <m:dPr/>
+                    <m:e>
+                      <m:r>
+                        <m:t xml:space="preserve">2π</m:t>
+                      </m:r>
+                    </m:e>
+                  </m:d>
                 </m:e>
                 <m:sup>
                   <m:r>
@@ -781,7 +847,7 @@
             </m:den>
           </m:f>
           <m:r>
-            <m:t xml:space="preserve">,</m:t>
+            <m:t xml:space="preserve"> </m:t>
           </m:r>
           <m:sSup>
             <m:e>
@@ -795,35 +861,40 @@
               </m:r>
             </m:sup>
           </m:sSup>
-          <m:acc>
-            <m:accPr>
-              <m:chr m:val="/"/>
-            </m:accPr>
+          <m:d>
+            <m:dPr/>
             <m:e>
+              <m:acc>
+                <m:accPr>
+                  <m:chr m:val="/"/>
+                </m:accPr>
+                <m:e>
+                  <m:r>
+                    <m:t xml:space="preserve">p</m:t>
+                  </m:r>
+                </m:e>
+              </m:acc>
               <m:r>
-                <m:t xml:space="preserve">p</m:t>
+                <m:t xml:space="preserve">−</m:t>
+              </m:r>
+              <m:acc>
+                <m:accPr>
+                  <m:chr m:val="/"/>
+                </m:accPr>
+                <m:e>
+                  <m:r>
+                    <m:t xml:space="preserve">k</m:t>
+                  </m:r>
+                </m:e>
+              </m:acc>
+              <m:r>
+                <m:t xml:space="preserve">+</m:t>
+              </m:r>
+              <m:r>
+                <m:t xml:space="preserve">m</m:t>
               </m:r>
             </m:e>
-          </m:acc>
-          <m:r>
-            <m:t xml:space="preserve">−</m:t>
-          </m:r>
-          <m:acc>
-            <m:accPr>
-              <m:chr m:val="/"/>
-            </m:accPr>
-            <m:e>
-              <m:r>
-                <m:t xml:space="preserve">k</m:t>
-              </m:r>
-            </m:e>
-          </m:acc>
-          <m:r>
-            <m:t xml:space="preserve">+</m:t>
-          </m:r>
-          <m:r>
-            <m:t xml:space="preserve">m</m:t>
-          </m:r>
+          </m:d>
           <m:sSup>
             <m:e>
               <m:r>
@@ -836,6 +907,9 @@
               </m:r>
             </m:sup>
           </m:sSup>
+          <m:r>
+            <m:t xml:space="preserve"> </m:t>
+          </m:r>
           <m:f>
             <m:num>
               <m:sSub>
@@ -852,57 +926,74 @@
               </m:sSub>
             </m:num>
             <m:den>
-              <m:r>
-                <m:t xml:space="preserve">[</m:t>
-              </m:r>
-              <m:sSup>
+              <m:d>
+                <m:dPr>
+                  <m:begChr m:val="["/>
+                  <m:endChr m:val="]"/>
+                </m:dPr>
                 <m:e>
-                  <m:r>
-                    <m:t xml:space="preserve">p</m:t>
-                  </m:r>
-                  <m:r>
-                    <m:t xml:space="preserve">−</m:t>
-                  </m:r>
-                  <m:r>
-                    <m:t xml:space="preserve">k</m:t>
-                  </m:r>
+                  <m:d>
+                    <m:dPr/>
+                    <m:e>
+                      <m:sSup>
+                        <m:e>
+                          <m:d>
+                            <m:dPr/>
+                            <m:e>
+                              <m:r>
+                                <m:t xml:space="preserve">p</m:t>
+                              </m:r>
+                              <m:r>
+                                <m:t xml:space="preserve">−</m:t>
+                              </m:r>
+                              <m:r>
+                                <m:t xml:space="preserve">k</m:t>
+                              </m:r>
+                            </m:e>
+                          </m:d>
+                        </m:e>
+                        <m:sup>
+                          <m:r>
+                            <m:t xml:space="preserve">2</m:t>
+                          </m:r>
+                        </m:sup>
+                      </m:sSup>
+                      <m:r>
+                        <m:t xml:space="preserve">−</m:t>
+                      </m:r>
+                      <m:sSup>
+                        <m:e>
+                          <m:r>
+                            <m:t xml:space="preserve">m</m:t>
+                          </m:r>
+                        </m:e>
+                        <m:sup>
+                          <m:r>
+                            <m:t xml:space="preserve">2</m:t>
+                          </m:r>
+                        </m:sup>
+                      </m:sSup>
+                    </m:e>
+                  </m:d>
+                  <m:d>
+                    <m:dPr/>
+                    <m:e>
+                      <m:sSup>
+                        <m:e>
+                          <m:r>
+                            <m:t xml:space="preserve">k</m:t>
+                          </m:r>
+                        </m:e>
+                        <m:sup>
+                          <m:r>
+                            <m:t xml:space="preserve">2</m:t>
+                          </m:r>
+                        </m:sup>
+                      </m:sSup>
+                    </m:e>
+                  </m:d>
                 </m:e>
-                <m:sup>
-                  <m:r>
-                    <m:t xml:space="preserve">2</m:t>
-                  </m:r>
-                </m:sup>
-              </m:sSup>
-              <m:r>
-                <m:t xml:space="preserve">−</m:t>
-              </m:r>
-              <m:sSup>
-                <m:e>
-                  <m:r>
-                    <m:t xml:space="preserve">m</m:t>
-                  </m:r>
-                </m:e>
-                <m:sup>
-                  <m:r>
-                    <m:t xml:space="preserve">2</m:t>
-                  </m:r>
-                </m:sup>
-              </m:sSup>
-              <m:sSup>
-                <m:e>
-                  <m:r>
-                    <m:t xml:space="preserve">k</m:t>
-                  </m:r>
-                </m:e>
-                <m:sup>
-                  <m:r>
-                    <m:t xml:space="preserve">2</m:t>
-                  </m:r>
-                </m:sup>
-              </m:sSup>
-              <m:r>
-                <m:t xml:space="preserve">]</m:t>
-              </m:r>
+              </m:d>
             </m:den>
           </m:f>
         </m:oMath>
@@ -923,9 +1014,14 @@
           <m:r>
             <m:t xml:space="preserve">Σ</m:t>
           </m:r>
-          <m:r>
-            <m:t xml:space="preserve">p</m:t>
-          </m:r>
+          <m:d>
+            <m:dPr/>
+            <m:e>
+              <m:r>
+                <m:t xml:space="preserve">p</m:t>
+              </m:r>
+            </m:e>
+          </m:d>
           <m:r>
             <m:t xml:space="preserve">=</m:t>
           </m:r>
@@ -934,6 +1030,9 @@
           </m:r>
           <m:r>
             <m:t xml:space="preserve">i</m:t>
+          </m:r>
+          <m:r>
+            <m:t xml:space="preserve"> </m:t>
           </m:r>
           <m:sSup>
             <m:e>
@@ -948,22 +1047,28 @@
             </m:sup>
           </m:sSup>
           <m:r>
+            <m:t xml:space="preserve"> </m:t>
+          </m:r>
+          <m:r>
             <m:t xml:space="preserve">∫</m:t>
           </m:r>
-          <m:sSup>
-            <m:e>
-              <m:r>
-                <m:t xml:space="preserve">d</m:t>
-              </m:r>
-            </m:e>
-            <m:sup>
-              <m:r>
-                <m:t xml:space="preserve">4</m:t>
-              </m:r>
-            </m:sup>
-          </m:sSup>
+          <m:r>
+            <m:t xml:space="preserve"> </m:t>
+          </m:r>
           <m:f>
             <m:num>
+              <m:sSup>
+                <m:e>
+                  <m:r>
+                    <m:t xml:space="preserve">d</m:t>
+                  </m:r>
+                </m:e>
+                <m:sup>
+                  <m:r>
+                    <m:t xml:space="preserve">4</m:t>
+                  </m:r>
+                </m:sup>
+              </m:sSup>
               <m:r>
                 <m:t xml:space="preserve">k</m:t>
               </m:r>
@@ -971,9 +1076,14 @@
             <m:den>
               <m:sSup>
                 <m:e>
-                  <m:r>
-                    <m:t xml:space="preserve">2π</m:t>
-                  </m:r>
+                  <m:d>
+                    <m:dPr/>
+                    <m:e>
+                      <m:r>
+                        <m:t xml:space="preserve">2π</m:t>
+                      </m:r>
+                    </m:e>
+                  </m:d>
                 </m:e>
                 <m:sup>
                   <m:r>
@@ -984,51 +1094,56 @@
             </m:den>
           </m:f>
           <m:r>
-            <m:t xml:space="preserve">,</m:t>
-          </m:r>
-          <m:sSup>
-            <m:e>
-              <m:r>
-                <m:t xml:space="preserve">γ</m:t>
-              </m:r>
-            </m:e>
-            <m:sup>
-              <m:r>
-                <m:t xml:space="preserve">μ</m:t>
-              </m:r>
-            </m:sup>
-          </m:sSup>
-          <m:acc>
-            <m:accPr>
-              <m:chr m:val="/"/>
-            </m:accPr>
-            <m:e>
-              <m:r>
-                <m:t xml:space="preserve">p</m:t>
-              </m:r>
-            </m:e>
-          </m:acc>
-          <m:r>
-            <m:t xml:space="preserve">−</m:t>
-          </m:r>
-          <m:acc>
-            <m:accPr>
-              <m:chr m:val="/"/>
-            </m:accPr>
-            <m:e>
-              <m:r>
-                <m:t xml:space="preserve">k</m:t>
-              </m:r>
-            </m:e>
-          </m:acc>
-          <m:r>
-            <m:t xml:space="preserve">+</m:t>
-          </m:r>
-          <m:r>
-            <m:t xml:space="preserve">m</m:t>
+            <m:t xml:space="preserve"> </m:t>
           </m:r>
           <m:f>
             <m:num>
+              <m:sSup>
+                <m:e>
+                  <m:r>
+                    <m:t xml:space="preserve">γ</m:t>
+                  </m:r>
+                </m:e>
+                <m:sup>
+                  <m:r>
+                    <m:t xml:space="preserve">μ</m:t>
+                  </m:r>
+                </m:sup>
+              </m:sSup>
+              <m:d>
+                <m:dPr/>
+                <m:e>
+                  <m:acc>
+                    <m:accPr>
+                      <m:chr m:val="/"/>
+                    </m:accPr>
+                    <m:e>
+                      <m:r>
+                        <m:t xml:space="preserve">p</m:t>
+                      </m:r>
+                    </m:e>
+                  </m:acc>
+                  <m:r>
+                    <m:t xml:space="preserve">−</m:t>
+                  </m:r>
+                  <m:acc>
+                    <m:accPr>
+                      <m:chr m:val="/"/>
+                    </m:accPr>
+                    <m:e>
+                      <m:r>
+                        <m:t xml:space="preserve">k</m:t>
+                      </m:r>
+                    </m:e>
+                  </m:acc>
+                  <m:r>
+                    <m:t xml:space="preserve">+</m:t>
+                  </m:r>
+                  <m:r>
+                    <m:t xml:space="preserve">m</m:t>
+                  </m:r>
+                </m:e>
+              </m:d>
               <m:sSub>
                 <m:e>
                   <m:r>
@@ -1043,57 +1158,69 @@
               </m:sSub>
             </m:num>
             <m:den>
-              <m:r>
-                <m:t xml:space="preserve">[</m:t>
-              </m:r>
-              <m:sSup>
+              <m:d>
+                <m:dPr>
+                  <m:begChr m:val="["/>
+                  <m:endChr m:val="]"/>
+                </m:dPr>
                 <m:e>
-                  <m:r>
-                    <m:t xml:space="preserve">p</m:t>
-                  </m:r>
-                  <m:r>
-                    <m:t xml:space="preserve">−</m:t>
-                  </m:r>
-                  <m:r>
-                    <m:t xml:space="preserve">k</m:t>
-                  </m:r>
+                  <m:d>
+                    <m:dPr/>
+                    <m:e>
+                      <m:sSup>
+                        <m:e>
+                          <m:d>
+                            <m:dPr/>
+                            <m:e>
+                              <m:r>
+                                <m:t xml:space="preserve">p</m:t>
+                              </m:r>
+                              <m:r>
+                                <m:t xml:space="preserve">−</m:t>
+                              </m:r>
+                              <m:r>
+                                <m:t xml:space="preserve">k</m:t>
+                              </m:r>
+                            </m:e>
+                          </m:d>
+                        </m:e>
+                        <m:sup>
+                          <m:r>
+                            <m:t xml:space="preserve">2</m:t>
+                          </m:r>
+                        </m:sup>
+                      </m:sSup>
+                      <m:r>
+                        <m:t xml:space="preserve">−</m:t>
+                      </m:r>
+                      <m:sSup>
+                        <m:e>
+                          <m:r>
+                            <m:t xml:space="preserve">m</m:t>
+                          </m:r>
+                        </m:e>
+                        <m:sup>
+                          <m:r>
+                            <m:t xml:space="preserve">2</m:t>
+                          </m:r>
+                        </m:sup>
+                      </m:sSup>
+                    </m:e>
+                  </m:d>
+                  <m:sSup>
+                    <m:e>
+                      <m:r>
+                        <m:t xml:space="preserve">k</m:t>
+                      </m:r>
+                    </m:e>
+                    <m:sup>
+                      <m:r>
+                        <m:t xml:space="preserve">2</m:t>
+                      </m:r>
+                    </m:sup>
+                  </m:sSup>
                 </m:e>
-                <m:sup>
-                  <m:r>
-                    <m:t xml:space="preserve">2</m:t>
-                  </m:r>
-                </m:sup>
-              </m:sSup>
-              <m:r>
-                <m:t xml:space="preserve">−</m:t>
-              </m:r>
-              <m:sSup>
-                <m:e>
-                  <m:r>
-                    <m:t xml:space="preserve">m</m:t>
-                  </m:r>
-                </m:e>
-                <m:sup>
-                  <m:r>
-                    <m:t xml:space="preserve">2</m:t>
-                  </m:r>
-                </m:sup>
-              </m:sSup>
-              <m:sSup>
-                <m:e>
-                  <m:r>
-                    <m:t xml:space="preserve">k</m:t>
-                  </m:r>
-                </m:e>
-                <m:sup>
-                  <m:r>
-                    <m:t xml:space="preserve">2</m:t>
-                  </m:r>
-                </m:sup>
-              </m:sSup>
-              <m:r>
-                <m:t xml:space="preserve">]</m:t>
-              </m:r>
+              </m:d>
             </m:den>
           </m:f>
         </m:oMath>
@@ -1158,6 +1285,9 @@
               </m:r>
             </m:sup>
           </m:sSup>
+          <m:r>
+            <m:t xml:space="preserve"> </m:t>
+          </m:r>
           <m:sSup>
             <m:e>
               <m:r>
@@ -1170,6 +1300,9 @@
               </m:r>
             </m:sup>
           </m:sSup>
+          <m:r>
+            <m:t xml:space="preserve"> </m:t>
+          </m:r>
           <m:sSub>
             <m:e>
               <m:r>
@@ -1190,6 +1323,9 @@
           </m:r>
           <m:r>
             <m:t xml:space="preserve">2</m:t>
+          </m:r>
+          <m:r>
+            <m:t xml:space="preserve"> </m:t>
           </m:r>
           <m:sSup>
             <m:e>
@@ -1238,35 +1374,40 @@
               </m:r>
             </m:sup>
           </m:sSup>
-          <m:acc>
-            <m:accPr>
-              <m:chr m:val="/"/>
-            </m:accPr>
+          <m:d>
+            <m:dPr/>
             <m:e>
+              <m:acc>
+                <m:accPr>
+                  <m:chr m:val="/"/>
+                </m:accPr>
+                <m:e>
+                  <m:r>
+                    <m:t xml:space="preserve">p</m:t>
+                  </m:r>
+                </m:e>
+              </m:acc>
               <m:r>
-                <m:t xml:space="preserve">p</m:t>
+                <m:t xml:space="preserve">−</m:t>
+              </m:r>
+              <m:acc>
+                <m:accPr>
+                  <m:chr m:val="/"/>
+                </m:accPr>
+                <m:e>
+                  <m:r>
+                    <m:t xml:space="preserve">k</m:t>
+                  </m:r>
+                </m:e>
+              </m:acc>
+              <m:r>
+                <m:t xml:space="preserve">+</m:t>
+              </m:r>
+              <m:r>
+                <m:t xml:space="preserve">m</m:t>
               </m:r>
             </m:e>
-          </m:acc>
-          <m:r>
-            <m:t xml:space="preserve">−</m:t>
-          </m:r>
-          <m:acc>
-            <m:accPr>
-              <m:chr m:val="/"/>
-            </m:accPr>
-            <m:e>
-              <m:r>
-                <m:t xml:space="preserve">k</m:t>
-              </m:r>
-            </m:e>
-          </m:acc>
-          <m:r>
-            <m:t xml:space="preserve">+</m:t>
-          </m:r>
-          <m:r>
-            <m:t xml:space="preserve">m</m:t>
-          </m:r>
+          </m:d>
           <m:sSub>
             <m:e>
               <m:r>
@@ -1294,29 +1435,34 @@
               </m:r>
             </m:sup>
           </m:sSup>
-          <m:acc>
-            <m:accPr>
-              <m:chr m:val="/"/>
-            </m:accPr>
+          <m:d>
+            <m:dPr/>
             <m:e>
+              <m:acc>
+                <m:accPr>
+                  <m:chr m:val="/"/>
+                </m:accPr>
+                <m:e>
+                  <m:r>
+                    <m:t xml:space="preserve">p</m:t>
+                  </m:r>
+                </m:e>
+              </m:acc>
               <m:r>
-                <m:t xml:space="preserve">p</m:t>
+                <m:t xml:space="preserve">−</m:t>
               </m:r>
+              <m:acc>
+                <m:accPr>
+                  <m:chr m:val="/"/>
+                </m:accPr>
+                <m:e>
+                  <m:r>
+                    <m:t xml:space="preserve">k</m:t>
+                  </m:r>
+                </m:e>
+              </m:acc>
             </m:e>
-          </m:acc>
-          <m:r>
-            <m:t xml:space="preserve">−</m:t>
-          </m:r>
-          <m:acc>
-            <m:accPr>
-              <m:chr m:val="/"/>
-            </m:accPr>
-            <m:e>
-              <m:r>
-                <m:t xml:space="preserve">k</m:t>
-              </m:r>
-            </m:e>
-          </m:acc>
+          </m:d>
           <m:sSub>
             <m:e>
               <m:r>
@@ -1335,7 +1481,22 @@
           <m:r>
             <m:t xml:space="preserve">m</m:t>
           </m:r>
-          <m:sSubSup>
+          <m:r>
+            <m:t xml:space="preserve"> </m:t>
+          </m:r>
+          <m:sSup>
+            <m:e>
+              <m:r>
+                <m:t xml:space="preserve">γ</m:t>
+              </m:r>
+            </m:e>
+            <m:sup>
+              <m:r>
+                <m:t xml:space="preserve">μ</m:t>
+              </m:r>
+            </m:sup>
+          </m:sSup>
+          <m:sSub>
             <m:e>
               <m:r>
                 <m:t xml:space="preserve">γ</m:t>
@@ -1346,12 +1507,7 @@
                 <m:t xml:space="preserve">μ</m:t>
               </m:r>
             </m:sub>
-            <m:sup>
-              <m:r>
-                <m:t xml:space="preserve">μγ</m:t>
-              </m:r>
-            </m:sup>
-          </m:sSubSup>
+          </m:sSub>
           <m:r>
             <m:t xml:space="preserve">=</m:t>
           </m:r>
@@ -1361,29 +1517,34 @@
           <m:r>
             <m:t xml:space="preserve">2</m:t>
           </m:r>
-          <m:acc>
-            <m:accPr>
-              <m:chr m:val="/"/>
-            </m:accPr>
+          <m:d>
+            <m:dPr/>
             <m:e>
+              <m:acc>
+                <m:accPr>
+                  <m:chr m:val="/"/>
+                </m:accPr>
+                <m:e>
+                  <m:r>
+                    <m:t xml:space="preserve">p</m:t>
+                  </m:r>
+                </m:e>
+              </m:acc>
               <m:r>
-                <m:t xml:space="preserve">p</m:t>
+                <m:t xml:space="preserve">−</m:t>
               </m:r>
+              <m:acc>
+                <m:accPr>
+                  <m:chr m:val="/"/>
+                </m:accPr>
+                <m:e>
+                  <m:r>
+                    <m:t xml:space="preserve">k</m:t>
+                  </m:r>
+                </m:e>
+              </m:acc>
             </m:e>
-          </m:acc>
-          <m:r>
-            <m:t xml:space="preserve">−</m:t>
-          </m:r>
-          <m:acc>
-            <m:accPr>
-              <m:chr m:val="/"/>
-            </m:accPr>
-            <m:e>
-              <m:r>
-                <m:t xml:space="preserve">k</m:t>
-              </m:r>
-            </m:e>
-          </m:acc>
+          </m:d>
           <m:r>
             <m:t xml:space="preserve">+</m:t>
           </m:r>
@@ -1416,9 +1577,14 @@
           <m:r>
             <m:t xml:space="preserve">Σ</m:t>
           </m:r>
-          <m:r>
-            <m:t xml:space="preserve">p</m:t>
-          </m:r>
+          <m:d>
+            <m:dPr/>
+            <m:e>
+              <m:r>
+                <m:t xml:space="preserve">p</m:t>
+              </m:r>
+            </m:e>
+          </m:d>
           <m:r>
             <m:t xml:space="preserve">=</m:t>
           </m:r>
@@ -1427,6 +1593,9 @@
           </m:r>
           <m:r>
             <m:t xml:space="preserve">i</m:t>
+          </m:r>
+          <m:r>
+            <m:t xml:space="preserve"> </m:t>
           </m:r>
           <m:sSup>
             <m:e>
@@ -1441,22 +1610,28 @@
             </m:sup>
           </m:sSup>
           <m:r>
+            <m:t xml:space="preserve"> </m:t>
+          </m:r>
+          <m:r>
             <m:t xml:space="preserve">∫</m:t>
           </m:r>
-          <m:sSup>
-            <m:e>
-              <m:r>
-                <m:t xml:space="preserve">d</m:t>
-              </m:r>
-            </m:e>
-            <m:sup>
-              <m:r>
-                <m:t xml:space="preserve">4</m:t>
-              </m:r>
-            </m:sup>
-          </m:sSup>
+          <m:r>
+            <m:t xml:space="preserve"> </m:t>
+          </m:r>
           <m:f>
             <m:num>
+              <m:sSup>
+                <m:e>
+                  <m:r>
+                    <m:t xml:space="preserve">d</m:t>
+                  </m:r>
+                </m:e>
+                <m:sup>
+                  <m:r>
+                    <m:t xml:space="preserve">4</m:t>
+                  </m:r>
+                </m:sup>
+              </m:sSup>
               <m:r>
                 <m:t xml:space="preserve">k</m:t>
               </m:r>
@@ -1464,9 +1639,14 @@
             <m:den>
               <m:sSup>
                 <m:e>
-                  <m:r>
-                    <m:t xml:space="preserve">2π</m:t>
-                  </m:r>
+                  <m:d>
+                    <m:dPr/>
+                    <m:e>
+                      <m:r>
+                        <m:t xml:space="preserve">2π</m:t>
+                      </m:r>
+                    </m:e>
+                  </m:d>
                 </m:e>
                 <m:sup>
                   <m:r>
@@ -1477,104 +1657,126 @@
             </m:den>
           </m:f>
           <m:r>
-            <m:t xml:space="preserve">,</m:t>
+            <m:t xml:space="preserve"> </m:t>
           </m:r>
           <m:f>
             <m:num>
-              <m:r>
-                <m:t xml:space="preserve">[</m:t>
-              </m:r>
-              <m:r>
-                <m:t xml:space="preserve">−</m:t>
-              </m:r>
-              <m:r>
-                <m:t xml:space="preserve">2</m:t>
-              </m:r>
-              <m:acc>
-                <m:accPr>
-                  <m:chr m:val="/"/>
-                </m:accPr>
+              <m:d>
+                <m:dPr>
+                  <m:begChr m:val="["/>
+                  <m:endChr m:val="]"/>
+                </m:dPr>
                 <m:e>
-                  <m:r>
-                    <m:t xml:space="preserve">p</m:t>
-                  </m:r>
-                </m:e>
-              </m:acc>
-              <m:r>
-                <m:t xml:space="preserve">−</m:t>
-              </m:r>
-              <m:acc>
-                <m:accPr>
-                  <m:chr m:val="/"/>
-                </m:accPr>
-                <m:e>
-                  <m:r>
-                    <m:t xml:space="preserve">k</m:t>
-                  </m:r>
-                </m:e>
-              </m:acc>
-              <m:r>
-                <m:t xml:space="preserve">+</m:t>
-              </m:r>
-              <m:r>
-                <m:t xml:space="preserve">4m</m:t>
-              </m:r>
-              <m:r>
-                <m:t xml:space="preserve">]</m:t>
-              </m:r>
-            </m:num>
-            <m:den>
-              <m:r>
-                <m:t xml:space="preserve">[</m:t>
-              </m:r>
-              <m:sSup>
-                <m:e>
-                  <m:r>
-                    <m:t xml:space="preserve">p</m:t>
-                  </m:r>
                   <m:r>
                     <m:t xml:space="preserve">−</m:t>
                   </m:r>
                   <m:r>
-                    <m:t xml:space="preserve">k</m:t>
+                    <m:t xml:space="preserve">2</m:t>
+                  </m:r>
+                  <m:d>
+                    <m:dPr/>
+                    <m:e>
+                      <m:acc>
+                        <m:accPr>
+                          <m:chr m:val="/"/>
+                        </m:accPr>
+                        <m:e>
+                          <m:r>
+                            <m:t xml:space="preserve">p</m:t>
+                          </m:r>
+                        </m:e>
+                      </m:acc>
+                      <m:r>
+                        <m:t xml:space="preserve">−</m:t>
+                      </m:r>
+                      <m:acc>
+                        <m:accPr>
+                          <m:chr m:val="/"/>
+                        </m:accPr>
+                        <m:e>
+                          <m:r>
+                            <m:t xml:space="preserve">k</m:t>
+                          </m:r>
+                        </m:e>
+                      </m:acc>
+                    </m:e>
+                  </m:d>
+                  <m:r>
+                    <m:t xml:space="preserve">+</m:t>
+                  </m:r>
+                  <m:r>
+                    <m:t xml:space="preserve">4m</m:t>
                   </m:r>
                 </m:e>
-                <m:sup>
+              </m:d>
+            </m:num>
+            <m:den>
+              <m:d>
+                <m:dPr>
+                  <m:begChr m:val="["/>
+                  <m:endChr m:val="]"/>
+                </m:dPr>
+                <m:e>
+                  <m:d>
+                    <m:dPr/>
+                    <m:e>
+                      <m:sSup>
+                        <m:e>
+                          <m:d>
+                            <m:dPr/>
+                            <m:e>
+                              <m:r>
+                                <m:t xml:space="preserve">p</m:t>
+                              </m:r>
+                              <m:r>
+                                <m:t xml:space="preserve">−</m:t>
+                              </m:r>
+                              <m:r>
+                                <m:t xml:space="preserve">k</m:t>
+                              </m:r>
+                            </m:e>
+                          </m:d>
+                        </m:e>
+                        <m:sup>
+                          <m:r>
+                            <m:t xml:space="preserve">2</m:t>
+                          </m:r>
+                        </m:sup>
+                      </m:sSup>
+                      <m:r>
+                        <m:t xml:space="preserve">−</m:t>
+                      </m:r>
+                      <m:sSup>
+                        <m:e>
+                          <m:r>
+                            <m:t xml:space="preserve">m</m:t>
+                          </m:r>
+                        </m:e>
+                        <m:sup>
+                          <m:r>
+                            <m:t xml:space="preserve">2</m:t>
+                          </m:r>
+                        </m:sup>
+                      </m:sSup>
+                    </m:e>
+                  </m:d>
                   <m:r>
-                    <m:t xml:space="preserve">2</m:t>
+                    <m:t xml:space="preserve"> </m:t>
                   </m:r>
-                </m:sup>
-              </m:sSup>
-              <m:r>
-                <m:t xml:space="preserve">−</m:t>
-              </m:r>
-              <m:sSup>
-                <m:e>
-                  <m:r>
-                    <m:t xml:space="preserve">m</m:t>
-                  </m:r>
+                  <m:sSup>
+                    <m:e>
+                      <m:r>
+                        <m:t xml:space="preserve">k</m:t>
+                      </m:r>
+                    </m:e>
+                    <m:sup>
+                      <m:r>
+                        <m:t xml:space="preserve">2</m:t>
+                      </m:r>
+                    </m:sup>
+                  </m:sSup>
                 </m:e>
-                <m:sup>
-                  <m:r>
-                    <m:t xml:space="preserve">2</m:t>
-                  </m:r>
-                </m:sup>
-              </m:sSup>
-              <m:sSup>
-                <m:e>
-                  <m:r>
-                    <m:t xml:space="preserve">k</m:t>
-                  </m:r>
-                </m:e>
-                <m:sup>
-                  <m:r>
-                    <m:t xml:space="preserve">2</m:t>
-                  </m:r>
-                </m:sup>
-              </m:sSup>
-              <m:r>
-                <m:t xml:space="preserve">]</m:t>
-              </m:r>
+              </m:d>
             </m:den>
           </m:f>
           <m:r>
@@ -1582,6 +1784,9 @@
           </m:r>
           <m:r>
             <m:t xml:space="preserve">i</m:t>
+          </m:r>
+          <m:r>
+            <m:t xml:space="preserve"> </m:t>
           </m:r>
           <m:sSup>
             <m:e>
@@ -1596,22 +1801,28 @@
             </m:sup>
           </m:sSup>
           <m:r>
+            <m:t xml:space="preserve"> </m:t>
+          </m:r>
+          <m:r>
             <m:t xml:space="preserve">∫</m:t>
           </m:r>
-          <m:sSup>
-            <m:e>
-              <m:r>
-                <m:t xml:space="preserve">d</m:t>
-              </m:r>
-            </m:e>
-            <m:sup>
-              <m:r>
-                <m:t xml:space="preserve">4</m:t>
-              </m:r>
-            </m:sup>
-          </m:sSup>
+          <m:r>
+            <m:t xml:space="preserve"> </m:t>
+          </m:r>
           <m:f>
             <m:num>
+              <m:sSup>
+                <m:e>
+                  <m:r>
+                    <m:t xml:space="preserve">d</m:t>
+                  </m:r>
+                </m:e>
+                <m:sup>
+                  <m:r>
+                    <m:t xml:space="preserve">4</m:t>
+                  </m:r>
+                </m:sup>
+              </m:sSup>
               <m:r>
                 <m:t xml:space="preserve">k</m:t>
               </m:r>
@@ -1619,9 +1830,14 @@
             <m:den>
               <m:sSup>
                 <m:e>
-                  <m:r>
-                    <m:t xml:space="preserve">2π</m:t>
-                  </m:r>
+                  <m:d>
+                    <m:dPr/>
+                    <m:e>
+                      <m:r>
+                        <m:t xml:space="preserve">2π</m:t>
+                      </m:r>
+                    </m:e>
+                  </m:d>
                 </m:e>
                 <m:sup>
                   <m:r>
@@ -1632,101 +1848,123 @@
             </m:den>
           </m:f>
           <m:r>
-            <m:t xml:space="preserve">,</m:t>
+            <m:t xml:space="preserve"> </m:t>
           </m:r>
           <m:f>
             <m:num>
-              <m:r>
-                <m:t xml:space="preserve">[</m:t>
-              </m:r>
-              <m:r>
-                <m:t xml:space="preserve">2</m:t>
-              </m:r>
-              <m:acc>
-                <m:accPr>
-                  <m:chr m:val="/"/>
-                </m:accPr>
+              <m:d>
+                <m:dPr>
+                  <m:begChr m:val="["/>
+                  <m:endChr m:val="]"/>
+                </m:dPr>
                 <m:e>
                   <m:r>
-                    <m:t xml:space="preserve">p</m:t>
+                    <m:t xml:space="preserve">2</m:t>
                   </m:r>
-                </m:e>
-              </m:acc>
-              <m:r>
-                <m:t xml:space="preserve">−</m:t>
-              </m:r>
-              <m:acc>
-                <m:accPr>
-                  <m:chr m:val="/"/>
-                </m:accPr>
-                <m:e>
-                  <m:r>
-                    <m:t xml:space="preserve">k</m:t>
-                  </m:r>
-                </m:e>
-              </m:acc>
-              <m:r>
-                <m:t xml:space="preserve">−</m:t>
-              </m:r>
-              <m:r>
-                <m:t xml:space="preserve">4m</m:t>
-              </m:r>
-              <m:r>
-                <m:t xml:space="preserve">]</m:t>
-              </m:r>
-            </m:num>
-            <m:den>
-              <m:r>
-                <m:t xml:space="preserve">[</m:t>
-              </m:r>
-              <m:sSup>
-                <m:e>
-                  <m:r>
-                    <m:t xml:space="preserve">p</m:t>
-                  </m:r>
+                  <m:d>
+                    <m:dPr/>
+                    <m:e>
+                      <m:acc>
+                        <m:accPr>
+                          <m:chr m:val="/"/>
+                        </m:accPr>
+                        <m:e>
+                          <m:r>
+                            <m:t xml:space="preserve">p</m:t>
+                          </m:r>
+                        </m:e>
+                      </m:acc>
+                      <m:r>
+                        <m:t xml:space="preserve">−</m:t>
+                      </m:r>
+                      <m:acc>
+                        <m:accPr>
+                          <m:chr m:val="/"/>
+                        </m:accPr>
+                        <m:e>
+                          <m:r>
+                            <m:t xml:space="preserve">k</m:t>
+                          </m:r>
+                        </m:e>
+                      </m:acc>
+                    </m:e>
+                  </m:d>
                   <m:r>
                     <m:t xml:space="preserve">−</m:t>
                   </m:r>
                   <m:r>
-                    <m:t xml:space="preserve">k</m:t>
+                    <m:t xml:space="preserve">4m</m:t>
                   </m:r>
                 </m:e>
-                <m:sup>
+              </m:d>
+            </m:num>
+            <m:den>
+              <m:d>
+                <m:dPr>
+                  <m:begChr m:val="["/>
+                  <m:endChr m:val="]"/>
+                </m:dPr>
+                <m:e>
+                  <m:d>
+                    <m:dPr/>
+                    <m:e>
+                      <m:sSup>
+                        <m:e>
+                          <m:d>
+                            <m:dPr/>
+                            <m:e>
+                              <m:r>
+                                <m:t xml:space="preserve">p</m:t>
+                              </m:r>
+                              <m:r>
+                                <m:t xml:space="preserve">−</m:t>
+                              </m:r>
+                              <m:r>
+                                <m:t xml:space="preserve">k</m:t>
+                              </m:r>
+                            </m:e>
+                          </m:d>
+                        </m:e>
+                        <m:sup>
+                          <m:r>
+                            <m:t xml:space="preserve">2</m:t>
+                          </m:r>
+                        </m:sup>
+                      </m:sSup>
+                      <m:r>
+                        <m:t xml:space="preserve">−</m:t>
+                      </m:r>
+                      <m:sSup>
+                        <m:e>
+                          <m:r>
+                            <m:t xml:space="preserve">m</m:t>
+                          </m:r>
+                        </m:e>
+                        <m:sup>
+                          <m:r>
+                            <m:t xml:space="preserve">2</m:t>
+                          </m:r>
+                        </m:sup>
+                      </m:sSup>
+                    </m:e>
+                  </m:d>
                   <m:r>
-                    <m:t xml:space="preserve">2</m:t>
+                    <m:t xml:space="preserve"> </m:t>
                   </m:r>
-                </m:sup>
-              </m:sSup>
-              <m:r>
-                <m:t xml:space="preserve">−</m:t>
-              </m:r>
-              <m:sSup>
-                <m:e>
-                  <m:r>
-                    <m:t xml:space="preserve">m</m:t>
-                  </m:r>
+                  <m:sSup>
+                    <m:e>
+                      <m:r>
+                        <m:t xml:space="preserve">k</m:t>
+                      </m:r>
+                    </m:e>
+                    <m:sup>
+                      <m:r>
+                        <m:t xml:space="preserve">2</m:t>
+                      </m:r>
+                    </m:sup>
+                  </m:sSup>
                 </m:e>
-                <m:sup>
-                  <m:r>
-                    <m:t xml:space="preserve">2</m:t>
-                  </m:r>
-                </m:sup>
-              </m:sSup>
-              <m:sSup>
-                <m:e>
-                  <m:r>
-                    <m:t xml:space="preserve">k</m:t>
-                  </m:r>
-                </m:e>
-                <m:sup>
-                  <m:r>
-                    <m:t xml:space="preserve">2</m:t>
-                  </m:r>
-                </m:sup>
-              </m:sSup>
-              <m:r>
-                <m:t xml:space="preserve">]</m:t>
-              </m:r>
+              </m:d>
             </m:den>
           </m:f>
         </m:oMath>
@@ -1795,6 +2033,9 @@
           <m:r>
             <m:t xml:space="preserve">∫</m:t>
           </m:r>
+          <m:r>
+            <m:t xml:space="preserve"> </m:t>
+          </m:r>
           <m:sSup>
             <m:e>
               <m:r>
@@ -1807,6 +2048,9 @@
               </m:r>
             </m:sup>
           </m:sSup>
+          <m:r>
+            <m:t xml:space="preserve"> </m:t>
+          </m:r>
           <m:f>
             <m:num>
               <m:r>
@@ -1833,6 +2077,9 @@
           </m:r>
           <m:r>
             <m:t xml:space="preserve">∫</m:t>
+          </m:r>
+          <m:r>
+            <m:t xml:space="preserve"> </m:t>
           </m:r>
           <m:r>
             <m:t xml:space="preserve">dk</m:t>
@@ -1890,47 +2137,62 @@
           <m:r>
             <m:t xml:space="preserve">Σ</m:t>
           </m:r>
-          <m:r>
-            <m:t xml:space="preserve">p</m:t>
-          </m:r>
+          <m:d>
+            <m:dPr/>
+            <m:e>
+              <m:r>
+                <m:t xml:space="preserve">p</m:t>
+              </m:r>
+            </m:e>
+          </m:d>
           <m:r>
             <m:t xml:space="preserve">=</m:t>
           </m:r>
           <m:r>
             <m:t xml:space="preserve">A</m:t>
           </m:r>
-          <m:sSup>
+          <m:d>
+            <m:dPr/>
             <m:e>
-              <m:r>
-                <m:t xml:space="preserve">p</m:t>
-              </m:r>
+              <m:sSup>
+                <m:e>
+                  <m:r>
+                    <m:t xml:space="preserve">p</m:t>
+                  </m:r>
+                </m:e>
+                <m:sup>
+                  <m:r>
+                    <m:t xml:space="preserve">2</m:t>
+                  </m:r>
+                </m:sup>
+              </m:sSup>
             </m:e>
-            <m:sup>
-              <m:r>
-                <m:t xml:space="preserve">2</m:t>
-              </m:r>
-            </m:sup>
-          </m:sSup>
+          </m:d>
           <m:r>
             <m:t xml:space="preserve">+</m:t>
           </m:r>
           <m:r>
             <m:t xml:space="preserve">B</m:t>
           </m:r>
-          <m:sSup>
+          <m:d>
+            <m:dPr/>
             <m:e>
-              <m:r>
-                <m:t xml:space="preserve">p</m:t>
-              </m:r>
+              <m:sSup>
+                <m:e>
+                  <m:r>
+                    <m:t xml:space="preserve">p</m:t>
+                  </m:r>
+                </m:e>
+                <m:sup>
+                  <m:r>
+                    <m:t xml:space="preserve">2</m:t>
+                  </m:r>
+                </m:sup>
+              </m:sSup>
             </m:e>
-            <m:sup>
-              <m:r>
-                <m:t xml:space="preserve">2</m:t>
-              </m:r>
-            </m:sup>
-          </m:sSup>
+          </m:d>
           <m:r>
-            <m:t xml:space="preserve">,</m:t>
+            <m:t xml:space="preserve"> </m:t>
           </m:r>
           <m:acc>
             <m:accPr>
